--- a/t27_s5.docx
+++ b/t27_s5.docx
@@ -3,2168 +3,998 @@
 <w:document xmlns:wpc="http://schemas.microsoft.com/office/word/2010/wordprocessingCanvas" xmlns:mo="http://schemas.microsoft.com/office/mac/office/2008/main" xmlns:mc="http://schemas.openxmlformats.org/markup-compatibility/2006" xmlns:mv="urn:schemas-microsoft-com:mac:vml" xmlns:o="urn:schemas-microsoft-com:office:office" xmlns:r="http://schemas.openxmlformats.org/officeDocument/2006/relationships" xmlns:m="http://schemas.openxmlformats.org/officeDocument/2006/math" xmlns:v="urn:schemas-microsoft-com:vml" xmlns:wp14="http://schemas.microsoft.com/office/word/2010/wordprocessingDrawing" xmlns:wp="http://schemas.openxmlformats.org/drawingml/2006/wordprocessingDrawing" xmlns:w10="urn:schemas-microsoft-com:office:word" xmlns:w="http://schemas.openxmlformats.org/wordprocessingml/2006/main" xmlns:w14="http://schemas.microsoft.com/office/word/2010/wordml" xmlns:wpg="http://schemas.microsoft.com/office/word/2010/wordprocessingGroup" xmlns:wpi="http://schemas.microsoft.com/office/word/2010/wordprocessingInk" xmlns:wne="http://schemas.microsoft.com/office/word/2006/wordml" xmlns:wps="http://schemas.microsoft.com/office/word/2010/wordprocessingShape" mc:Ignorable="w14 wp14">
   <w:body>
     <w:p>
-      <w:pPr>
-        <w:spacing w:after="20" w:before="120"/>
-      </w:pPr>
       <w:r>
-        <w:rPr>
-          <w:b/>
-          <w:sz w:val="22"/>
-        </w:rPr>
-        <w:t>Question: Find the next term in the series: A, C, F, J, O, ?</w:t>
+        <w:t xml:space="preserve">Question: The deepest point in the Earth's oceans is located in which of the following?</w:t>
       </w:r>
     </w:p>
     <w:p>
-      <w:pPr>
-        <w:spacing w:after="0" w:before="0"/>
-      </w:pPr>
       <w:r>
-        <w:rPr>
-          <w:b w:val="0"/>
-          <w:sz w:val="22"/>
-        </w:rPr>
-        <w:t>(a) V</w:t>
+        <w:t xml:space="preserve">(a) Mariana Trench</w:t>
       </w:r>
     </w:p>
     <w:p>
-      <w:pPr>
-        <w:spacing w:after="0" w:before="0"/>
-      </w:pPr>
       <w:r>
-        <w:rPr>
-          <w:b w:val="0"/>
-          <w:sz w:val="22"/>
-        </w:rPr>
-        <w:t>(b) U</w:t>
+        <w:t xml:space="preserve">(b) Java Trench</w:t>
       </w:r>
     </w:p>
     <w:p>
-      <w:pPr>
-        <w:spacing w:after="0" w:before="0"/>
-      </w:pPr>
       <w:r>
-        <w:rPr>
-          <w:b w:val="0"/>
-          <w:sz w:val="22"/>
-        </w:rPr>
-        <w:t>(c) T</w:t>
+        <w:t xml:space="preserve">(c) Puerto Rico Trench</w:t>
       </w:r>
     </w:p>
     <w:p>
-      <w:pPr>
-        <w:spacing w:after="0" w:before="0"/>
-      </w:pPr>
       <w:r>
-        <w:rPr>
-          <w:b w:val="0"/>
-          <w:sz w:val="22"/>
-        </w:rPr>
-        <w:t>(d) S</w:t>
+        <w:t xml:space="preserve">(d) Tonga Trench</w:t>
       </w:r>
     </w:p>
     <w:p>
-      <w:pPr>
-        <w:spacing w:after="0" w:before="40"/>
-      </w:pPr>
       <w:r>
-        <w:rPr>
-          <w:b/>
-          <w:sz w:val="22"/>
-        </w:rPr>
-        <w:t>Answer: b</w:t>
+        <w:t xml:space="preserve">Answer: a</w:t>
       </w:r>
     </w:p>
     <w:p>
-      <w:pPr>
-        <w:spacing w:after="0" w:before="0"/>
-      </w:pPr>
       <w:r>
-        <w:rPr>
-          <w:b w:val="0"/>
-          <w:sz w:val="21"/>
-        </w:rPr>
-        <w:t>Solution: Letters advance by +2, +3, +4, +5, +6: O + 6 = U.</w:t>
+        <w:t xml:space="preserve">Solution: The Mariana Trench in the western Pacific Ocean contains the Challenger Deep, the deepest known point of the world's oceans, at about 10,994 meters.</w:t>
       </w:r>
     </w:p>
     <w:p>
-      <w:pPr>
-        <w:spacing w:after="0" w:before="0"/>
-      </w:pPr>
       <w:r>
-        <w:rPr>
-          <w:b w:val="0"/>
-          <w:sz w:val="20"/>
-        </w:rPr>
-        <w:t>Positive Marks: 1</w:t>
+        <w:t xml:space="preserve">Positive Marks: 1</w:t>
       </w:r>
     </w:p>
     <w:p>
-      <w:pPr>
-        <w:spacing w:after="160" w:before="0"/>
-      </w:pPr>
       <w:r>
-        <w:rPr>
-          <w:b w:val="0"/>
-          <w:sz w:val="20"/>
-        </w:rPr>
-        <w:t>Negative Marks: 0.25</w:t>
+        <w:t xml:space="preserve">Negative Marks: 0.25</w:t>
       </w:r>
     </w:p>
     <w:p>
-      <w:pPr>
-        <w:spacing w:after="20" w:before="120"/>
-      </w:pPr>
       <w:r>
-        <w:rPr>
-          <w:b/>
-          <w:sz w:val="22"/>
-        </w:rPr>
-        <w:t>Question: A person walks 8 m south from point A, then turns left and walks 6 m. In which direction is he now from point A?</w:t>
+        <w:t xml:space="preserve"/>
       </w:r>
     </w:p>
     <w:p>
-      <w:pPr>
-        <w:spacing w:after="0" w:before="0"/>
-      </w:pPr>
       <w:r>
-        <w:rPr>
-          <w:b w:val="0"/>
-          <w:sz w:val="22"/>
-        </w:rPr>
-        <w:t>(a) South-east</w:t>
+        <w:t xml:space="preserve">Question: Which planet is known as the "Red Planet"?</w:t>
       </w:r>
     </w:p>
     <w:p>
-      <w:pPr>
-        <w:spacing w:after="0" w:before="0"/>
-      </w:pPr>
       <w:r>
-        <w:rPr>
-          <w:b w:val="0"/>
-          <w:sz w:val="22"/>
-        </w:rPr>
-        <w:t>(b) South-west</w:t>
+        <w:t xml:space="preserve">(a) Venus</w:t>
       </w:r>
     </w:p>
     <w:p>
-      <w:pPr>
-        <w:spacing w:after="0" w:before="0"/>
-      </w:pPr>
       <w:r>
-        <w:rPr>
-          <w:b w:val="0"/>
-          <w:sz w:val="22"/>
-        </w:rPr>
-        <w:t>(c) South</w:t>
+        <w:t xml:space="preserve">(b) Jupiter</w:t>
       </w:r>
     </w:p>
     <w:p>
-      <w:pPr>
-        <w:spacing w:after="0" w:before="0"/>
-      </w:pPr>
       <w:r>
-        <w:rPr>
-          <w:b w:val="0"/>
-          <w:sz w:val="22"/>
-        </w:rPr>
-        <w:t>(d) North-east</w:t>
+        <w:t xml:space="preserve">(c) Mars</w:t>
       </w:r>
     </w:p>
     <w:p>
-      <w:pPr>
-        <w:spacing w:after="0" w:before="40"/>
-      </w:pPr>
       <w:r>
-        <w:rPr>
-          <w:b/>
-          <w:sz w:val="22"/>
-        </w:rPr>
-        <w:t>Answer: a</w:t>
+        <w:t xml:space="preserve">(d) Mercury</w:t>
       </w:r>
     </w:p>
     <w:p>
-      <w:pPr>
-        <w:spacing w:after="0" w:before="0"/>
-      </w:pPr>
       <w:r>
-        <w:rPr>
-          <w:b w:val="0"/>
-          <w:sz w:val="21"/>
-        </w:rPr>
-        <w:t>Solution: South 8 m then east 6 m places him to the south-east of A.</w:t>
+        <w:t xml:space="preserve">Answer: c</w:t>
       </w:r>
     </w:p>
     <w:p>
-      <w:pPr>
-        <w:spacing w:after="0" w:before="0"/>
-      </w:pPr>
       <w:r>
-        <w:rPr>
-          <w:b w:val="0"/>
-          <w:sz w:val="20"/>
-        </w:rPr>
-        <w:t>Positive Marks: 1</w:t>
+        <w:t xml:space="preserve">Solution: Mars appears red due to iron oxide (rust) on its surface, earning it the nickname "Red Planet."</w:t>
       </w:r>
     </w:p>
     <w:p>
-      <w:pPr>
-        <w:spacing w:after="160" w:before="0"/>
-      </w:pPr>
       <w:r>
-        <w:rPr>
-          <w:b w:val="0"/>
-          <w:sz w:val="20"/>
-        </w:rPr>
-        <w:t>Negative Marks: 0.25</w:t>
+        <w:t xml:space="preserve">Positive Marks: 1</w:t>
       </w:r>
     </w:p>
     <w:p>
-      <w:pPr>
-        <w:spacing w:after="20" w:before="120"/>
-      </w:pPr>
       <w:r>
-        <w:rPr>
-          <w:b/>
-          <w:sz w:val="22"/>
-        </w:rPr>
-        <w:t>Question: External affair minister of India in 2019</w:t>
+        <w:t xml:space="preserve">Negative Marks: 0.25</w:t>
       </w:r>
     </w:p>
     <w:p>
-      <w:pPr>
-        <w:spacing w:after="0" w:before="0"/>
-      </w:pPr>
       <w:r>
-        <w:rPr>
-          <w:b w:val="0"/>
-          <w:sz w:val="22"/>
-        </w:rPr>
-        <w:t>(a) Nirmala Sitharaman</w:t>
+        <w:t xml:space="preserve"/>
       </w:r>
     </w:p>
     <w:p>
-      <w:pPr>
-        <w:spacing w:after="0" w:before="0"/>
-      </w:pPr>
       <w:r>
-        <w:rPr>
-          <w:b w:val="0"/>
-          <w:sz w:val="22"/>
-        </w:rPr>
-        <w:t>(b) Dr. S Jaishankar</w:t>
+        <w:t xml:space="preserve">Question: The Battle of Plassey was fought in which year?</w:t>
       </w:r>
     </w:p>
     <w:p>
-      <w:pPr>
-        <w:spacing w:after="0" w:before="0"/>
-      </w:pPr>
       <w:r>
-        <w:rPr>
-          <w:b w:val="0"/>
-          <w:sz w:val="22"/>
-        </w:rPr>
-        <w:t>(c) Sushma swaraj</w:t>
+        <w:t xml:space="preserve">(a) 1757</w:t>
       </w:r>
     </w:p>
     <w:p>
-      <w:pPr>
-        <w:spacing w:after="0" w:before="0"/>
-      </w:pPr>
       <w:r>
-        <w:rPr>
-          <w:b w:val="0"/>
-          <w:sz w:val="22"/>
-        </w:rPr>
-        <w:t>(d) Amit shah</w:t>
+        <w:t xml:space="preserve">(b) 1764</w:t>
       </w:r>
     </w:p>
     <w:p>
-      <w:pPr>
-        <w:spacing w:after="0" w:before="40"/>
-      </w:pPr>
       <w:r>
-        <w:rPr>
-          <w:b/>
-          <w:sz w:val="22"/>
-        </w:rPr>
-        <w:t>Answer: b</w:t>
+        <w:t xml:space="preserve">(c) 1857</w:t>
       </w:r>
     </w:p>
     <w:p>
-      <w:pPr>
-        <w:spacing w:after="0" w:before="0"/>
-      </w:pPr>
       <w:r>
-        <w:rPr>
-          <w:b w:val="0"/>
-          <w:sz w:val="21"/>
-        </w:rPr>
-        <w:t>Solution: Dr. S. Jaishankar was the External Affairs Minister of India in 2019.</w:t>
+        <w:t xml:space="preserve">(d) 1600</w:t>
       </w:r>
     </w:p>
     <w:p>
-      <w:pPr>
-        <w:spacing w:after="0" w:before="0"/>
-      </w:pPr>
       <w:r>
-        <w:rPr>
-          <w:b w:val="0"/>
-          <w:sz w:val="20"/>
-        </w:rPr>
-        <w:t>Positive Marks: 1</w:t>
+        <w:t xml:space="preserve">Answer: a</w:t>
       </w:r>
     </w:p>
     <w:p>
-      <w:pPr>
-        <w:spacing w:after="160" w:before="0"/>
-      </w:pPr>
       <w:r>
-        <w:rPr>
-          <w:b w:val="0"/>
-          <w:sz w:val="20"/>
-        </w:rPr>
-        <w:t>Negative Marks: 0.25</w:t>
+        <w:t xml:space="preserve">Solution: The Battle of Plassey was fought on 23 June 1757 between the British East India Company and Nawab Siraj-ud-Daulah of Bengal, marking the beginning of British political dominance in India.</w:t>
       </w:r>
     </w:p>
     <w:p>
-      <w:pPr>
-        <w:spacing w:after="20" w:before="120"/>
-      </w:pPr>
       <w:r>
-        <w:rPr>
-          <w:b/>
-          <w:sz w:val="22"/>
-        </w:rPr>
-        <w:t>Question: Pointing to a boy, Meera says, 'He is the son of my father's brother.' How is the boy related to Meera?</w:t>
+        <w:t xml:space="preserve">Positive Marks: 1</w:t>
       </w:r>
     </w:p>
     <w:p>
-      <w:pPr>
-        <w:spacing w:after="0" w:before="0"/>
-      </w:pPr>
       <w:r>
-        <w:rPr>
-          <w:b w:val="0"/>
-          <w:sz w:val="22"/>
-        </w:rPr>
-        <w:t>(a) Cousin</w:t>
+        <w:t xml:space="preserve">Negative Marks: 0.25</w:t>
       </w:r>
     </w:p>
     <w:p>
-      <w:pPr>
-        <w:spacing w:after="0" w:before="0"/>
-      </w:pPr>
       <w:r>
-        <w:rPr>
-          <w:b w:val="0"/>
-          <w:sz w:val="22"/>
-        </w:rPr>
-        <w:t>(b) Brother</w:t>
+        <w:t xml:space="preserve"/>
       </w:r>
     </w:p>
     <w:p>
-      <w:pPr>
-        <w:spacing w:after="0" w:before="0"/>
-      </w:pPr>
       <w:r>
-        <w:rPr>
-          <w:b w:val="0"/>
-          <w:sz w:val="22"/>
-        </w:rPr>
-        <w:t>(c) Uncle</w:t>
+        <w:t xml:space="preserve">Question: Which of the following is a programming language?</w:t>
       </w:r>
     </w:p>
     <w:p>
-      <w:pPr>
-        <w:spacing w:after="0" w:before="0"/>
-      </w:pPr>
       <w:r>
-        <w:rPr>
-          <w:b w:val="0"/>
-          <w:sz w:val="22"/>
-        </w:rPr>
-        <w:t>(d) Nephew</w:t>
+        <w:t xml:space="preserve">(a) HTML</w:t>
       </w:r>
     </w:p>
     <w:p>
-      <w:pPr>
-        <w:spacing w:after="0" w:before="40"/>
-      </w:pPr>
       <w:r>
-        <w:rPr>
-          <w:b/>
-          <w:sz w:val="22"/>
-        </w:rPr>
-        <w:t>Answer: a</w:t>
+        <w:t xml:space="preserve">(b) Python</w:t>
       </w:r>
     </w:p>
     <w:p>
-      <w:pPr>
-        <w:spacing w:after="0" w:before="0"/>
-      </w:pPr>
       <w:r>
-        <w:rPr>
-          <w:b w:val="0"/>
-          <w:sz w:val="21"/>
-        </w:rPr>
-        <w:t>Solution: Meera's father's brother is her uncle; his son is her cousin.</w:t>
+        <w:t xml:space="preserve">(c) HTTP</w:t>
       </w:r>
     </w:p>
     <w:p>
-      <w:pPr>
-        <w:spacing w:after="0" w:before="0"/>
-      </w:pPr>
       <w:r>
-        <w:rPr>
-          <w:b w:val="0"/>
-          <w:sz w:val="20"/>
-        </w:rPr>
-        <w:t>Positive Marks: 1</w:t>
+        <w:t xml:space="preserve">(d) JPEG</w:t>
       </w:r>
     </w:p>
     <w:p>
-      <w:pPr>
-        <w:spacing w:after="160" w:before="0"/>
-      </w:pPr>
       <w:r>
-        <w:rPr>
-          <w:b w:val="0"/>
-          <w:sz w:val="20"/>
-        </w:rPr>
-        <w:t>Negative Marks: 0.25</w:t>
+        <w:t xml:space="preserve">Answer: b</w:t>
       </w:r>
     </w:p>
     <w:p>
-      <w:pPr>
-        <w:spacing w:after="20" w:before="120"/>
-      </w:pPr>
       <w:r>
-        <w:rPr>
-          <w:b/>
-          <w:sz w:val="22"/>
-        </w:rPr>
-        <w:t>Question: Which country hosted the 2023 ICC Cricket World Cup (won by Australia)?</w:t>
+        <w:t xml:space="preserve">Solution: Python is a general-purpose programming language. HTML is a markup language, HTTP is a protocol, and JPEG is an image format.</w:t>
       </w:r>
     </w:p>
     <w:p>
-      <w:pPr>
-        <w:spacing w:after="0" w:before="0"/>
-      </w:pPr>
       <w:r>
-        <w:rPr>
-          <w:b w:val="0"/>
-          <w:sz w:val="22"/>
-        </w:rPr>
-        <w:t>(a) England</w:t>
+        <w:t xml:space="preserve">Positive Marks: 1</w:t>
       </w:r>
     </w:p>
     <w:p>
-      <w:pPr>
-        <w:spacing w:after="0" w:before="0"/>
-      </w:pPr>
       <w:r>
-        <w:rPr>
-          <w:b w:val="0"/>
-          <w:sz w:val="22"/>
-        </w:rPr>
-        <w:t>(b) Australia</w:t>
+        <w:t xml:space="preserve">Negative Marks: 0.25</w:t>
       </w:r>
     </w:p>
     <w:p>
-      <w:pPr>
-        <w:spacing w:after="0" w:before="0"/>
-      </w:pPr>
       <w:r>
-        <w:rPr>
-          <w:b w:val="0"/>
-          <w:sz w:val="22"/>
-        </w:rPr>
-        <w:t>(c) South Africa</w:t>
+        <w:t xml:space="preserve"/>
       </w:r>
     </w:p>
     <w:p>
-      <w:pPr>
-        <w:spacing w:after="0" w:before="0"/>
-      </w:pPr>
       <w:r>
-        <w:rPr>
-          <w:b w:val="0"/>
-          <w:sz w:val="22"/>
-        </w:rPr>
-        <w:t>(d) India</w:t>
+        <w:t xml:space="preserve">Question: In a certain code, if CAT is written as DBU, then how is DOG written in that code?</w:t>
       </w:r>
     </w:p>
     <w:p>
-      <w:pPr>
-        <w:spacing w:after="0" w:before="40"/>
-      </w:pPr>
       <w:r>
-        <w:rPr>
-          <w:b/>
-          <w:sz w:val="22"/>
-        </w:rPr>
-        <w:t>Answer: d</w:t>
+        <w:t xml:space="preserve">(a) EPH</w:t>
       </w:r>
     </w:p>
     <w:p>
-      <w:pPr>
-        <w:spacing w:after="0" w:before="0"/>
-      </w:pPr>
       <w:r>
-        <w:rPr>
-          <w:b w:val="0"/>
-          <w:sz w:val="21"/>
-        </w:rPr>
-        <w:t>Solution: The 2023 ODI World Cup was hosted by India; Australia defeated India in the final at Ahmedabad.</w:t>
+        <w:t xml:space="preserve">(b) EPI</w:t>
       </w:r>
     </w:p>
     <w:p>
-      <w:pPr>
-        <w:spacing w:after="0" w:before="0"/>
-      </w:pPr>
       <w:r>
-        <w:rPr>
-          <w:b w:val="0"/>
-          <w:sz w:val="20"/>
-        </w:rPr>
-        <w:t>Positive Marks: 1</w:t>
+        <w:t xml:space="preserve">(c) FQH</w:t>
       </w:r>
     </w:p>
     <w:p>
-      <w:pPr>
-        <w:spacing w:after="160" w:before="0"/>
-      </w:pPr>
       <w:r>
-        <w:rPr>
-          <w:b w:val="0"/>
-          <w:sz w:val="20"/>
-        </w:rPr>
-        <w:t>Negative Marks: 0.25</w:t>
+        <w:t xml:space="preserve">(d) EPG</w:t>
       </w:r>
     </w:p>
     <w:p>
-      <w:pPr>
-        <w:spacing w:after="20" w:before="120"/>
-      </w:pPr>
       <w:r>
-        <w:rPr>
-          <w:b/>
-          <w:sz w:val="22"/>
-        </w:rPr>
-        <w:t>Question: Chemical formula for water?</w:t>
+        <w:t xml:space="preserve">Answer: a</w:t>
       </w:r>
     </w:p>
     <w:p>
-      <w:pPr>
-        <w:spacing w:after="0" w:before="0"/>
-      </w:pPr>
       <w:r>
-        <w:rPr>
-          <w:b w:val="0"/>
-          <w:sz w:val="22"/>
-        </w:rPr>
-        <w:t>(a) N2O</w:t>
+        <w:t xml:space="preserve">Solution: Each letter is shifted by +1 in the alphabet: C→D, A→B, T→U. Applying the same rule, D→E, O→P, G→H, giving EPH.</w:t>
       </w:r>
     </w:p>
     <w:p>
-      <w:pPr>
-        <w:spacing w:after="0" w:before="0"/>
-      </w:pPr>
       <w:r>
-        <w:rPr>
-          <w:b w:val="0"/>
-          <w:sz w:val="22"/>
-        </w:rPr>
-        <w:t>(b) CO2</w:t>
+        <w:t xml:space="preserve">Positive Marks: 1</w:t>
       </w:r>
     </w:p>
     <w:p>
-      <w:pPr>
-        <w:spacing w:after="0" w:before="0"/>
-      </w:pPr>
       <w:r>
-        <w:rPr>
-          <w:b w:val="0"/>
-          <w:sz w:val="22"/>
-        </w:rPr>
-        <w:t>(c) H2O</w:t>
+        <w:t xml:space="preserve">Negative Marks: 0.25</w:t>
       </w:r>
     </w:p>
     <w:p>
-      <w:pPr>
-        <w:spacing w:after="0" w:before="0"/>
-      </w:pPr>
       <w:r>
-        <w:rPr>
-          <w:b w:val="0"/>
-          <w:sz w:val="22"/>
-        </w:rPr>
-        <w:t>(d) HO2</w:t>
+        <w:t xml:space="preserve"/>
       </w:r>
     </w:p>
     <w:p>
-      <w:pPr>
-        <w:spacing w:after="0" w:before="40"/>
-      </w:pPr>
       <w:r>
-        <w:rPr>
-          <w:b/>
-          <w:sz w:val="22"/>
-        </w:rPr>
-        <w:t>Answer: c</w:t>
+        <w:t xml:space="preserve">Question: What is the full form of RAM?</w:t>
       </w:r>
     </w:p>
     <w:p>
-      <w:pPr>
-        <w:spacing w:after="0" w:before="0"/>
-      </w:pPr>
       <w:r>
-        <w:rPr>
-          <w:b w:val="0"/>
-          <w:sz w:val="21"/>
-        </w:rPr>
-        <w:t>Solution: Water consists of two hydrogen atoms bonded to one oxygen atom, with the chemical formula H2O.</w:t>
+        <w:t xml:space="preserve">(a) Random Access Memory</w:t>
       </w:r>
     </w:p>
     <w:p>
-      <w:pPr>
-        <w:spacing w:after="0" w:before="0"/>
-      </w:pPr>
       <w:r>
-        <w:rPr>
-          <w:b w:val="0"/>
-          <w:sz w:val="20"/>
-        </w:rPr>
-        <w:t>Positive Marks: 1</w:t>
+        <w:t xml:space="preserve">(b) Read Access Memory</w:t>
       </w:r>
     </w:p>
     <w:p>
-      <w:pPr>
-        <w:spacing w:after="160" w:before="0"/>
-      </w:pPr>
       <w:r>
-        <w:rPr>
-          <w:b w:val="0"/>
-          <w:sz w:val="20"/>
-        </w:rPr>
-        <w:t>Negative Marks: 0.25</w:t>
+        <w:t xml:space="preserve">(c) Rapid Access Module</w:t>
       </w:r>
     </w:p>
     <w:p>
-      <w:pPr>
-        <w:spacing w:after="20" w:before="120"/>
-      </w:pPr>
       <w:r>
-        <w:rPr>
-          <w:b/>
-          <w:sz w:val="22"/>
-        </w:rPr>
-        <w:t>Question: Choose the correctly spelt word:</w:t>
+        <w:t xml:space="preserve">(d) Random Allocated Memory</w:t>
       </w:r>
     </w:p>
     <w:p>
-      <w:pPr>
-        <w:spacing w:after="0" w:before="0"/>
-      </w:pPr>
       <w:r>
-        <w:rPr>
-          <w:b w:val="0"/>
-          <w:sz w:val="22"/>
-        </w:rPr>
-        <w:t>(a) Accomodation</w:t>
+        <w:t xml:space="preserve">Answer: a</w:t>
       </w:r>
     </w:p>
     <w:p>
-      <w:pPr>
-        <w:spacing w:after="0" w:before="0"/>
-      </w:pPr>
       <w:r>
-        <w:rPr>
-          <w:b w:val="0"/>
-          <w:sz w:val="22"/>
-        </w:rPr>
-        <w:t>(b) Accommodation</w:t>
+        <w:t xml:space="preserve">Solution: RAM stands for Random Access Memory, the volatile memory that stores data temporarily while a computer is running.</w:t>
       </w:r>
     </w:p>
     <w:p>
-      <w:pPr>
-        <w:spacing w:after="0" w:before="0"/>
-      </w:pPr>
       <w:r>
-        <w:rPr>
-          <w:b w:val="0"/>
-          <w:sz w:val="22"/>
-        </w:rPr>
-        <w:t>(c) Acommodation</w:t>
+        <w:t xml:space="preserve">Positive Marks: 1</w:t>
       </w:r>
     </w:p>
     <w:p>
-      <w:pPr>
-        <w:spacing w:after="0" w:before="0"/>
-      </w:pPr>
       <w:r>
-        <w:rPr>
-          <w:b w:val="0"/>
-          <w:sz w:val="22"/>
-        </w:rPr>
-        <w:t>(d) Accomodation</w:t>
+        <w:t xml:space="preserve">Negative Marks: 0.25</w:t>
       </w:r>
     </w:p>
     <w:p>
-      <w:pPr>
-        <w:spacing w:after="0" w:before="40"/>
-      </w:pPr>
       <w:r>
-        <w:rPr>
-          <w:b/>
-          <w:sz w:val="22"/>
-        </w:rPr>
-        <w:t>Answer: b</w:t>
+        <w:t xml:space="preserve"/>
       </w:r>
     </w:p>
     <w:p>
-      <w:pPr>
-        <w:spacing w:after="0" w:before="0"/>
-      </w:pPr>
       <w:r>
-        <w:rPr>
-          <w:b w:val="0"/>
-          <w:sz w:val="21"/>
-        </w:rPr>
-        <w:t>Solution: The correct spelling is 'accommodation' (double c, double m).</w:t>
+        <w:t xml:space="preserve">Question: Find the missing number in the series: 2, 6, 12, 20, 30, ?</w:t>
       </w:r>
     </w:p>
     <w:p>
-      <w:pPr>
-        <w:spacing w:after="0" w:before="0"/>
-      </w:pPr>
       <w:r>
-        <w:rPr>
-          <w:b w:val="0"/>
-          <w:sz w:val="20"/>
-        </w:rPr>
-        <w:t>Positive Marks: 1</w:t>
+        <w:t xml:space="preserve">(a) 40</w:t>
       </w:r>
     </w:p>
     <w:p>
-      <w:pPr>
-        <w:spacing w:after="160" w:before="0"/>
-      </w:pPr>
       <w:r>
-        <w:rPr>
-          <w:b w:val="0"/>
-          <w:sz w:val="20"/>
-        </w:rPr>
-        <w:t>Negative Marks: 0.25</w:t>
+        <w:t xml:space="preserve">(b) 42</w:t>
       </w:r>
     </w:p>
     <w:p>
-      <w:pPr>
-        <w:spacing w:after="20" w:before="120"/>
-      </w:pPr>
       <w:r>
-        <w:rPr>
-          <w:b/>
-          <w:sz w:val="22"/>
-        </w:rPr>
-        <w:t>Question: The Great Barrier Reef, the largest coral reef system, is located off the coast of:</w:t>
+        <w:t xml:space="preserve">(c) 44</w:t>
       </w:r>
     </w:p>
     <w:p>
-      <w:pPr>
-        <w:spacing w:after="0" w:before="0"/>
-      </w:pPr>
       <w:r>
-        <w:rPr>
-          <w:b w:val="0"/>
-          <w:sz w:val="22"/>
-        </w:rPr>
-        <w:t>(a) Indonesia</w:t>
+        <w:t xml:space="preserve">(d) 36</w:t>
       </w:r>
     </w:p>
     <w:p>
-      <w:pPr>
-        <w:spacing w:after="0" w:before="0"/>
-      </w:pPr>
       <w:r>
-        <w:rPr>
-          <w:b w:val="0"/>
-          <w:sz w:val="22"/>
-        </w:rPr>
-        <w:t>(b) Australia</w:t>
+        <w:t xml:space="preserve">Answer: b</w:t>
       </w:r>
     </w:p>
     <w:p>
-      <w:pPr>
-        <w:spacing w:after="0" w:before="0"/>
-      </w:pPr>
       <w:r>
-        <w:rPr>
-          <w:b w:val="0"/>
-          <w:sz w:val="22"/>
-        </w:rPr>
-        <w:t>(c) Brazil</w:t>
+        <w:t xml:space="preserve">Solution: The differences are 4, 6, 8, 10 — increasing by 2 each time. The next difference is 12, so 30 + 12 = 42.</w:t>
       </w:r>
     </w:p>
     <w:p>
-      <w:pPr>
-        <w:spacing w:after="0" w:before="0"/>
-      </w:pPr>
       <w:r>
-        <w:rPr>
-          <w:b w:val="0"/>
-          <w:sz w:val="22"/>
-        </w:rPr>
-        <w:t>(d) Philippines</w:t>
+        <w:t xml:space="preserve">Positive Marks: 1</w:t>
       </w:r>
     </w:p>
     <w:p>
-      <w:pPr>
-        <w:spacing w:after="0" w:before="40"/>
-      </w:pPr>
       <w:r>
-        <w:rPr>
-          <w:b/>
-          <w:sz w:val="22"/>
-        </w:rPr>
-        <w:t>Answer: b</w:t>
+        <w:t xml:space="preserve">Negative Marks: 0.25</w:t>
       </w:r>
     </w:p>
     <w:p>
-      <w:pPr>
-        <w:spacing w:after="0" w:before="0"/>
-      </w:pPr>
       <w:r>
-        <w:rPr>
-          <w:b w:val="0"/>
-          <w:sz w:val="21"/>
-        </w:rPr>
-        <w:t>Solution: The Great Barrier Reef lies off the north-eastern coast of Australia in the Coral Sea.</w:t>
+        <w:t xml:space="preserve"/>
       </w:r>
     </w:p>
     <w:p>
-      <w:pPr>
-        <w:spacing w:after="0" w:before="0"/>
-      </w:pPr>
       <w:r>
-        <w:rPr>
-          <w:b w:val="0"/>
-          <w:sz w:val="20"/>
-        </w:rPr>
-        <w:t>Positive Marks: 1</w:t>
+        <w:t xml:space="preserve">Question: Which of the following rivers flows through the Thar Desert?</w:t>
       </w:r>
     </w:p>
     <w:p>
-      <w:pPr>
-        <w:spacing w:after="160" w:before="0"/>
-      </w:pPr>
       <w:r>
-        <w:rPr>
-          <w:b w:val="0"/>
-          <w:sz w:val="20"/>
-        </w:rPr>
-        <w:t>Negative Marks: 0.25</w:t>
+        <w:t xml:space="preserve">(a) Luni</w:t>
       </w:r>
     </w:p>
     <w:p>
-      <w:pPr>
-        <w:spacing w:after="20" w:before="120"/>
-      </w:pPr>
       <w:r>
-        <w:rPr>
-          <w:b/>
-          <w:sz w:val="22"/>
-        </w:rPr>
-        <w:t>Question: Find the next number in the series: 0, 7, 26, 63, ?</w:t>
+        <w:t xml:space="preserve">(b) Ganga</w:t>
       </w:r>
     </w:p>
     <w:p>
-      <w:pPr>
-        <w:spacing w:after="0" w:before="0"/>
-      </w:pPr>
       <w:r>
-        <w:rPr>
-          <w:b w:val="0"/>
-          <w:sz w:val="22"/>
-        </w:rPr>
-        <w:t>(a) 127</w:t>
+        <w:t xml:space="preserve">(c) Brahmaputra</w:t>
       </w:r>
     </w:p>
     <w:p>
-      <w:pPr>
-        <w:spacing w:after="0" w:before="0"/>
-      </w:pPr>
       <w:r>
-        <w:rPr>
-          <w:b w:val="0"/>
-          <w:sz w:val="22"/>
-        </w:rPr>
-        <w:t>(b) 129</w:t>
+        <w:t xml:space="preserve">(d) Godavari</w:t>
       </w:r>
     </w:p>
     <w:p>
-      <w:pPr>
-        <w:spacing w:after="0" w:before="0"/>
-      </w:pPr>
       <w:r>
-        <w:rPr>
-          <w:b w:val="0"/>
-          <w:sz w:val="22"/>
-        </w:rPr>
-        <w:t>(c) 120</w:t>
+        <w:t xml:space="preserve">Answer: a</w:t>
       </w:r>
     </w:p>
     <w:p>
-      <w:pPr>
-        <w:spacing w:after="0" w:before="0"/>
-      </w:pPr>
       <w:r>
-        <w:rPr>
-          <w:b w:val="0"/>
-          <w:sz w:val="22"/>
-        </w:rPr>
-        <w:t>(d) 124</w:t>
+        <w:t xml:space="preserve">Solution: The Luni is the only major river that flows through the Thar Desert in Rajasthan, originating in the Aravalli Range.</w:t>
       </w:r>
     </w:p>
     <w:p>
-      <w:pPr>
-        <w:spacing w:after="0" w:before="40"/>
-      </w:pPr>
       <w:r>
-        <w:rPr>
-          <w:b/>
-          <w:sz w:val="22"/>
-        </w:rPr>
-        <w:t>Answer: d</w:t>
+        <w:t xml:space="preserve">Positive Marks: 1</w:t>
       </w:r>
     </w:p>
     <w:p>
-      <w:pPr>
-        <w:spacing w:after="0" w:before="0"/>
-      </w:pPr>
       <w:r>
-        <w:rPr>
-          <w:b w:val="0"/>
-          <w:sz w:val="21"/>
-        </w:rPr>
-        <w:t>Solution: The pattern is n³ − 1: 1³−1=0, 2³−1=7, 3³−1=26, 4³−1=63, so 5³−1 = 124.</w:t>
+        <w:t xml:space="preserve">Negative Marks: 0.25</w:t>
       </w:r>
     </w:p>
     <w:p>
-      <w:pPr>
-        <w:spacing w:after="0" w:before="0"/>
-      </w:pPr>
       <w:r>
-        <w:rPr>
-          <w:b w:val="0"/>
-          <w:sz w:val="20"/>
-        </w:rPr>
-        <w:t>Positive Marks: 1</w:t>
+        <w:t xml:space="preserve"/>
       </w:r>
     </w:p>
     <w:p>
-      <w:pPr>
-        <w:spacing w:after="160" w:before="0"/>
-      </w:pPr>
       <w:r>
-        <w:rPr>
-          <w:b w:val="0"/>
-          <w:sz w:val="20"/>
-        </w:rPr>
-        <w:t>Negative Marks: 0.25</w:t>
+        <w:t xml:space="preserve">Question: The first Indian woman to win an Olympic medal was:</w:t>
       </w:r>
     </w:p>
     <w:p>
-      <w:pPr>
-        <w:spacing w:after="20" w:before="120"/>
-      </w:pPr>
       <w:r>
-        <w:rPr>
-          <w:b/>
-          <w:sz w:val="22"/>
-        </w:rPr>
-        <w:t>Question: Find the next number in the series: 10, 18, 28, 40, 54, ?</w:t>
+        <w:t xml:space="preserve">(a) Karnam Malleswari</w:t>
       </w:r>
     </w:p>
     <w:p>
-      <w:pPr>
-        <w:spacing w:after="0" w:before="0"/>
-      </w:pPr>
       <w:r>
-        <w:rPr>
-          <w:b w:val="0"/>
-          <w:sz w:val="22"/>
-        </w:rPr>
-        <w:t>(a) 72</w:t>
+        <w:t xml:space="preserve">(b) P.T. Usha</w:t>
       </w:r>
     </w:p>
     <w:p>
-      <w:pPr>
-        <w:spacing w:after="0" w:before="0"/>
-      </w:pPr>
       <w:r>
-        <w:rPr>
-          <w:b w:val="0"/>
-          <w:sz w:val="22"/>
-        </w:rPr>
-        <w:t>(b) 70</w:t>
+        <w:t xml:space="preserve">(c) Sania Mirza</w:t>
       </w:r>
     </w:p>
     <w:p>
-      <w:pPr>
-        <w:spacing w:after="0" w:before="0"/>
-      </w:pPr>
       <w:r>
-        <w:rPr>
-          <w:b w:val="0"/>
-          <w:sz w:val="22"/>
-        </w:rPr>
-        <w:t>(c) 68</w:t>
+        <w:t xml:space="preserve">(d) Mary Kom</w:t>
       </w:r>
     </w:p>
     <w:p>
-      <w:pPr>
-        <w:spacing w:after="0" w:before="0"/>
-      </w:pPr>
       <w:r>
-        <w:rPr>
-          <w:b w:val="0"/>
-          <w:sz w:val="22"/>
-        </w:rPr>
-        <w:t>(d) 66</w:t>
+        <w:t xml:space="preserve">Answer: a</w:t>
       </w:r>
     </w:p>
     <w:p>
-      <w:pPr>
-        <w:spacing w:after="0" w:before="40"/>
-      </w:pPr>
       <w:r>
-        <w:rPr>
-          <w:b/>
-          <w:sz w:val="22"/>
-        </w:rPr>
-        <w:t>Answer: b</w:t>
+        <w:t xml:space="preserve">Solution: Weightlifter Karnam Malleswari won the bronze medal at the Sydney 2000 Olympics, becoming the first Indian woman to win an Olympic medal.</w:t>
       </w:r>
     </w:p>
     <w:p>
-      <w:pPr>
-        <w:spacing w:after="0" w:before="0"/>
-      </w:pPr>
       <w:r>
-        <w:rPr>
-          <w:b w:val="0"/>
-          <w:sz w:val="21"/>
-        </w:rPr>
-        <w:t>Solution: Differences increase by 2 (+8, +10, +12, +14, +16): 54 + 16 = 70.</w:t>
+        <w:t xml:space="preserve">Positive Marks: 1</w:t>
       </w:r>
     </w:p>
     <w:p>
-      <w:pPr>
-        <w:spacing w:after="0" w:before="0"/>
-      </w:pPr>
       <w:r>
-        <w:rPr>
-          <w:b w:val="0"/>
-          <w:sz w:val="20"/>
-        </w:rPr>
-        <w:t>Positive Marks: 1</w:t>
+        <w:t xml:space="preserve">Negative Marks: 0.25</w:t>
       </w:r>
     </w:p>
     <w:p>
-      <w:pPr>
-        <w:spacing w:after="160" w:before="0"/>
-      </w:pPr>
       <w:r>
-        <w:rPr>
-          <w:b w:val="0"/>
-          <w:sz w:val="20"/>
-        </w:rPr>
-        <w:t>Negative Marks: 0.25</w:t>
+        <w:t xml:space="preserve"/>
       </w:r>
     </w:p>
     <w:p>
-      <w:pPr>
-        <w:spacing w:after="20" w:before="120"/>
-      </w:pPr>
       <w:r>
-        <w:rPr>
-          <w:b/>
-          <w:sz w:val="22"/>
-        </w:rPr>
-        <w:t>Question: Find the next term in the series: AZ, BY, CX, ?</w:t>
+        <w:t xml:space="preserve">Question: If the day after tomorrow is Friday, what day is today?</w:t>
       </w:r>
     </w:p>
     <w:p>
-      <w:pPr>
-        <w:spacing w:after="0" w:before="0"/>
-      </w:pPr>
       <w:r>
-        <w:rPr>
-          <w:b w:val="0"/>
-          <w:sz w:val="22"/>
-        </w:rPr>
-        <w:t>(a) DX</w:t>
+        <w:t xml:space="preserve">(a) Tuesday</w:t>
       </w:r>
     </w:p>
     <w:p>
-      <w:pPr>
-        <w:spacing w:after="0" w:before="0"/>
-      </w:pPr>
       <w:r>
-        <w:rPr>
-          <w:b w:val="0"/>
-          <w:sz w:val="22"/>
-        </w:rPr>
-        <w:t>(b) DV</w:t>
+        <w:t xml:space="preserve">(b) Wednesday</w:t>
       </w:r>
     </w:p>
     <w:p>
-      <w:pPr>
-        <w:spacing w:after="0" w:before="0"/>
-      </w:pPr>
       <w:r>
-        <w:rPr>
-          <w:b w:val="0"/>
-          <w:sz w:val="22"/>
-        </w:rPr>
-        <w:t>(c) DW</w:t>
+        <w:t xml:space="preserve">(c) Thursday</w:t>
       </w:r>
     </w:p>
     <w:p>
-      <w:pPr>
-        <w:spacing w:after="0" w:before="0"/>
-      </w:pPr>
       <w:r>
-        <w:rPr>
-          <w:b w:val="0"/>
-          <w:sz w:val="22"/>
-        </w:rPr>
-        <w:t>(d) EW</w:t>
+        <w:t xml:space="preserve">(d) Monday</w:t>
       </w:r>
     </w:p>
     <w:p>
-      <w:pPr>
-        <w:spacing w:after="0" w:before="40"/>
-      </w:pPr>
       <w:r>
-        <w:rPr>
-          <w:b/>
-          <w:sz w:val="22"/>
-        </w:rPr>
-        <w:t>Answer: c</w:t>
+        <w:t xml:space="preserve">Answer: b</w:t>
       </w:r>
     </w:p>
     <w:p>
-      <w:pPr>
-        <w:spacing w:after="0" w:before="0"/>
-      </w:pPr>
       <w:r>
-        <w:rPr>
-          <w:b w:val="0"/>
-          <w:sz w:val="21"/>
-        </w:rPr>
-        <w:t>Solution: First letters advance by +1 (A, B, C, D) and second letters recede by −1 (Z, Y, X, W): DW.</w:t>
+        <w:t xml:space="preserve">Solution: If the day after tomorrow is Friday, then tomorrow is Thursday, so today is Wednesday.</w:t>
       </w:r>
     </w:p>
     <w:p>
-      <w:pPr>
-        <w:spacing w:after="0" w:before="0"/>
-      </w:pPr>
       <w:r>
-        <w:rPr>
-          <w:b w:val="0"/>
-          <w:sz w:val="20"/>
-        </w:rPr>
-        <w:t>Positive Marks: 1</w:t>
+        <w:t xml:space="preserve">Positive Marks: 1</w:t>
       </w:r>
     </w:p>
     <w:p>
-      <w:pPr>
-        <w:spacing w:after="160" w:before="0"/>
-      </w:pPr>
       <w:r>
-        <w:rPr>
-          <w:b w:val="0"/>
-          <w:sz w:val="20"/>
-        </w:rPr>
-        <w:t>Negative Marks: 0.25</w:t>
+        <w:t xml:space="preserve">Negative Marks: 0.25</w:t>
       </w:r>
     </w:p>
     <w:p>
-      <w:pPr>
-        <w:spacing w:after="20" w:before="120"/>
-      </w:pPr>
       <w:r>
-        <w:rPr>
-          <w:b/>
-          <w:sz w:val="22"/>
-        </w:rPr>
-        <w:t>Question: If Monday is coded as 1 and Sunday as 7, which day is coded as 4?</w:t>
+        <w:t xml:space="preserve">Question: Which vitamin is synthesized in the human skin upon exposure to sunlight?</w:t>
       </w:r>
     </w:p>
     <w:p>
-      <w:pPr>
-        <w:spacing w:after="0" w:before="0"/>
-      </w:pPr>
       <w:r>
-        <w:rPr>
-          <w:b w:val="0"/>
-          <w:sz w:val="22"/>
-        </w:rPr>
-        <w:t>(a) Thursday</w:t>
+        <w:t xml:space="preserve">(a) Vitamin A</w:t>
       </w:r>
     </w:p>
     <w:p>
-      <w:pPr>
-        <w:spacing w:after="0" w:before="0"/>
-      </w:pPr>
       <w:r>
-        <w:rPr>
-          <w:b w:val="0"/>
-          <w:sz w:val="22"/>
-        </w:rPr>
-        <w:t>(b) Tuesday</w:t>
+        <w:t xml:space="preserve">(b) Vitamin C</w:t>
       </w:r>
     </w:p>
     <w:p>
-      <w:pPr>
-        <w:spacing w:after="0" w:before="0"/>
-      </w:pPr>
       <w:r>
-        <w:rPr>
-          <w:b w:val="0"/>
-          <w:sz w:val="22"/>
-        </w:rPr>
-        <w:t>(c) Friday</w:t>
+        <w:t xml:space="preserve">(c) Vitamin D</w:t>
       </w:r>
     </w:p>
     <w:p>
-      <w:pPr>
-        <w:spacing w:after="0" w:before="0"/>
-      </w:pPr>
       <w:r>
-        <w:rPr>
-          <w:b w:val="0"/>
-          <w:sz w:val="22"/>
-        </w:rPr>
-        <w:t>(d) Wednesday</w:t>
+        <w:t xml:space="preserve">(d) Vitamin K</w:t>
       </w:r>
     </w:p>
     <w:p>
-      <w:pPr>
-        <w:spacing w:after="0" w:before="40"/>
-      </w:pPr>
       <w:r>
-        <w:rPr>
-          <w:b/>
-          <w:sz w:val="22"/>
-        </w:rPr>
-        <w:t>Answer: d</w:t>
+        <w:t xml:space="preserve">Answer: c</w:t>
       </w:r>
     </w:p>
     <w:p>
-      <w:pPr>
-        <w:spacing w:after="0" w:before="0"/>
-      </w:pPr>
       <w:r>
-        <w:rPr>
-          <w:b w:val="0"/>
-          <w:sz w:val="21"/>
-        </w:rPr>
-        <w:t>Solution: With Monday=1, Tuesday=2, Wednesday=3, Thursday=4.</w:t>
+        <w:t xml:space="preserve">Solution: Ultraviolet rays of sunlight convert 7-dehydrocholesterol in the skin into vitamin D3 (cholecalciferol), which is then activated by the liver and kidneys.</w:t>
       </w:r>
     </w:p>
     <w:p>
-      <w:pPr>
-        <w:spacing w:after="0" w:before="0"/>
-      </w:pPr>
       <w:r>
-        <w:rPr>
-          <w:b w:val="0"/>
-          <w:sz w:val="20"/>
-        </w:rPr>
-        <w:t>Positive Marks: 1</w:t>
+        <w:t xml:space="preserve">Positive Marks: 1</w:t>
       </w:r>
     </w:p>
     <w:p>
-      <w:pPr>
-        <w:spacing w:after="160" w:before="0"/>
-      </w:pPr>
       <w:r>
-        <w:rPr>
-          <w:b w:val="0"/>
-          <w:sz w:val="20"/>
-        </w:rPr>
-        <w:t>Negative Marks: 0.25</w:t>
+        <w:t xml:space="preserve">Negative Marks: 0.25</w:t>
       </w:r>
     </w:p>
     <w:p>
-      <w:pPr>
-        <w:spacing w:after="20" w:before="120"/>
-      </w:pPr>
       <w:r>
-        <w:rPr>
-          <w:b/>
-          <w:sz w:val="22"/>
-        </w:rPr>
-        <w:t>Question: Endogenous depression is also known as _______ .</w:t>
+        <w:t xml:space="preserve"/>
       </w:r>
     </w:p>
     <w:p>
-      <w:pPr>
-        <w:spacing w:after="0" w:before="0"/>
-      </w:pPr>
       <w:r>
-        <w:rPr>
-          <w:b w:val="0"/>
-          <w:sz w:val="22"/>
-        </w:rPr>
-        <w:t>(a) Reactive Depression</w:t>
+        <w:t xml:space="preserve">Question: The National Flag of India was designed by:</w:t>
       </w:r>
     </w:p>
     <w:p>
-      <w:pPr>
-        <w:spacing w:after="0" w:before="0"/>
-      </w:pPr>
       <w:r>
-        <w:rPr>
-          <w:b w:val="0"/>
-          <w:sz w:val="22"/>
-        </w:rPr>
-        <w:t>(b) Autonomous Depression</w:t>
+        <w:t xml:space="preserve">(a) Pingali Venkayya</w:t>
       </w:r>
     </w:p>
     <w:p>
-      <w:pPr>
-        <w:spacing w:after="0" w:before="0"/>
-      </w:pPr>
       <w:r>
-        <w:rPr>
-          <w:b w:val="0"/>
-          <w:sz w:val="22"/>
-        </w:rPr>
-        <w:t>(c) Bipolar Depression</w:t>
+        <w:t xml:space="preserve">(b) Mahatma Gandhi</w:t>
       </w:r>
     </w:p>
     <w:p>
-      <w:pPr>
-        <w:spacing w:after="0" w:before="0"/>
-      </w:pPr>
       <w:r>
-        <w:rPr>
-          <w:b w:val="0"/>
-          <w:sz w:val="22"/>
-        </w:rPr>
-        <w:t>(d) Uni-polar Depression</w:t>
+        <w:t xml:space="preserve">(c) Jawaharlal Nehru</w:t>
       </w:r>
     </w:p>
     <w:p>
-      <w:pPr>
-        <w:spacing w:after="0" w:before="40"/>
-      </w:pPr>
       <w:r>
-        <w:rPr>
-          <w:b/>
-          <w:sz w:val="22"/>
-        </w:rPr>
-        <w:t>Answer: b</w:t>
+        <w:t xml:space="preserve">(d) B.R. Ambedkar</w:t>
       </w:r>
     </w:p>
     <w:p>
-      <w:pPr>
-        <w:spacing w:after="0" w:before="0"/>
-      </w:pPr>
       <w:r>
-        <w:rPr>
-          <w:b w:val="0"/>
-          <w:sz w:val="21"/>
-        </w:rPr>
-        <w:t>Solution: Endogenous depression (no identifiable external cause) is also known as autonomous depression.</w:t>
+        <w:t xml:space="preserve">Answer: a</w:t>
       </w:r>
     </w:p>
     <w:p>
-      <w:pPr>
-        <w:spacing w:after="0" w:before="0"/>
-      </w:pPr>
       <w:r>
-        <w:rPr>
-          <w:b w:val="0"/>
-          <w:sz w:val="20"/>
-        </w:rPr>
-        <w:t>Positive Marks: 1</w:t>
+        <w:t xml:space="preserve">Solution: Pingali Venkayya designed the Indian national flag. The tricolor with the Ashoka Chakra was adopted on 22 July 1947.</w:t>
       </w:r>
     </w:p>
     <w:p>
-      <w:pPr>
-        <w:spacing w:after="160" w:before="0"/>
-      </w:pPr>
       <w:r>
-        <w:rPr>
-          <w:b w:val="0"/>
-          <w:sz w:val="20"/>
-        </w:rPr>
-        <w:t>Negative Marks: 0.25</w:t>
+        <w:t xml:space="preserve">Positive Marks: 1</w:t>
       </w:r>
     </w:p>
     <w:p>
-      <w:pPr>
-        <w:spacing w:after="20" w:before="120"/>
-      </w:pPr>
       <w:r>
-        <w:rPr>
-          <w:b/>
-          <w:sz w:val="22"/>
-        </w:rPr>
-        <w:t>Question: Find the odd one out: Whale, Dolphin, Shark, Seal</w:t>
+        <w:t xml:space="preserve">Negative Marks: 0.25</w:t>
       </w:r>
     </w:p>
     <w:p>
-      <w:pPr>
-        <w:spacing w:after="0" w:before="0"/>
-      </w:pPr>
       <w:r>
-        <w:rPr>
-          <w:b w:val="0"/>
-          <w:sz w:val="22"/>
-        </w:rPr>
-        <w:t>(a) Whale</w:t>
+        <w:t xml:space="preserve"/>
       </w:r>
     </w:p>
     <w:p>
-      <w:pPr>
-        <w:spacing w:after="0" w:before="0"/>
-      </w:pPr>
       <w:r>
-        <w:rPr>
-          <w:b w:val="0"/>
-          <w:sz w:val="22"/>
-        </w:rPr>
-        <w:t>(b) Dolphin</w:t>
+        <w:t xml:space="preserve">Question: A man walks 5 km north, then turns right and walks 3 km, then turns right again and walks 5 km. How far is he from the starting point?</w:t>
       </w:r>
     </w:p>
     <w:p>
-      <w:pPr>
-        <w:spacing w:after="0" w:before="0"/>
-      </w:pPr>
       <w:r>
-        <w:rPr>
-          <w:b w:val="0"/>
-          <w:sz w:val="22"/>
-        </w:rPr>
-        <w:t>(c) Shark</w:t>
+        <w:t xml:space="preserve">(a) 3 km</w:t>
       </w:r>
     </w:p>
     <w:p>
-      <w:pPr>
-        <w:spacing w:after="0" w:before="0"/>
-      </w:pPr>
       <w:r>
-        <w:rPr>
-          <w:b w:val="0"/>
-          <w:sz w:val="22"/>
-        </w:rPr>
-        <w:t>(d) Seal</w:t>
+        <w:t xml:space="preserve">(b) 5 km</w:t>
       </w:r>
     </w:p>
     <w:p>
-      <w:pPr>
-        <w:spacing w:after="0" w:before="40"/>
-      </w:pPr>
       <w:r>
-        <w:rPr>
-          <w:b/>
-          <w:sz w:val="22"/>
-        </w:rPr>
-        <w:t>Answer: c</w:t>
+        <w:t xml:space="preserve">(c) 8 km</w:t>
       </w:r>
     </w:p>
     <w:p>
-      <w:pPr>
-        <w:spacing w:after="0" w:before="0"/>
-      </w:pPr>
       <w:r>
-        <w:rPr>
-          <w:b w:val="0"/>
-          <w:sz w:val="21"/>
-        </w:rPr>
-        <w:t>Solution: The shark is a fish; the others are mammals that breathe air.</w:t>
+        <w:t xml:space="preserve">(d) 13 km</w:t>
       </w:r>
     </w:p>
     <w:p>
-      <w:pPr>
-        <w:spacing w:after="0" w:before="0"/>
-      </w:pPr>
       <w:r>
-        <w:rPr>
-          <w:b w:val="0"/>
-          <w:sz w:val="20"/>
-        </w:rPr>
-        <w:t>Positive Marks: 1</w:t>
+        <w:t xml:space="preserve">Answer: a</w:t>
       </w:r>
     </w:p>
     <w:p>
-      <w:pPr>
-        <w:spacing w:after="160" w:before="0"/>
-      </w:pPr>
       <w:r>
-        <w:rPr>
-          <w:b w:val="0"/>
-          <w:sz w:val="20"/>
-        </w:rPr>
-        <w:t>Negative Marks: 0.25</w:t>
+        <w:t xml:space="preserve">Solution: After walking 5 km north, then 3 km east, then 5 km south, the man is back at the starting latitude but 3 km east — so he is 3 km from the start.</w:t>
       </w:r>
     </w:p>
     <w:p>
-      <w:pPr>
-        <w:spacing w:after="20" w:before="120"/>
-      </w:pPr>
       <w:r>
-        <w:rPr>
-          <w:b/>
-          <w:sz w:val="22"/>
-        </w:rPr>
-        <w:t>Question: A 39 years old woman para 6 has presented with complaint of post coital bleeding for the three months. Your first investigation should be ?</w:t>
+        <w:t xml:space="preserve">Positive Marks: 1</w:t>
       </w:r>
     </w:p>
     <w:p>
-      <w:pPr>
-        <w:spacing w:after="0" w:before="0"/>
-      </w:pPr>
       <w:r>
-        <w:rPr>
-          <w:b w:val="0"/>
-          <w:sz w:val="22"/>
-        </w:rPr>
-        <w:t>(a) Laparoscopy</w:t>
+        <w:t xml:space="preserve">Negative Marks: 0.25</w:t>
       </w:r>
     </w:p>
     <w:p>
-      <w:pPr>
-        <w:spacing w:after="0" w:before="0"/>
-      </w:pPr>
       <w:r>
-        <w:rPr>
-          <w:b w:val="0"/>
-          <w:sz w:val="22"/>
-        </w:rPr>
-        <w:t>(b) Pap smear</w:t>
+        <w:t xml:space="preserve"/>
       </w:r>
     </w:p>
     <w:p>
-      <w:pPr>
-        <w:spacing w:after="0" w:before="0"/>
-      </w:pPr>
       <w:r>
-        <w:rPr>
-          <w:b w:val="0"/>
-          <w:sz w:val="22"/>
-        </w:rPr>
-        <w:t>(c) Colposcopy</w:t>
+        <w:t xml:space="preserve">Question: Which of the following is the smallest unit of data in a computer?</w:t>
       </w:r>
     </w:p>
     <w:p>
-      <w:pPr>
-        <w:spacing w:after="0" w:before="0"/>
-      </w:pPr>
       <w:r>
-        <w:rPr>
-          <w:b w:val="0"/>
-          <w:sz w:val="22"/>
-        </w:rPr>
-        <w:t>(d) Dilatation and curettage</w:t>
+        <w:t xml:space="preserve">(a) Bit</w:t>
       </w:r>
     </w:p>
     <w:p>
-      <w:pPr>
-        <w:spacing w:after="0" w:before="40"/>
-      </w:pPr>
       <w:r>
-        <w:rPr>
-          <w:b/>
-          <w:sz w:val="22"/>
-        </w:rPr>
-        <w:t>Answer: b</w:t>
+        <w:t xml:space="preserve">(b) Byte</w:t>
       </w:r>
     </w:p>
     <w:p>
-      <w:pPr>
-        <w:spacing w:after="0" w:before="0"/>
-      </w:pPr>
       <w:r>
-        <w:rPr>
-          <w:b w:val="0"/>
-          <w:sz w:val="21"/>
-        </w:rPr>
-        <w:t>Solution: Postcoital bleeding in a multiparous woman warrants cervical screening - a Pap smear to detect cervical pathology.</w:t>
+        <w:t xml:space="preserve">(c) Nibble</w:t>
       </w:r>
     </w:p>
     <w:p>
-      <w:pPr>
-        <w:spacing w:after="0" w:before="0"/>
-      </w:pPr>
       <w:r>
-        <w:rPr>
-          <w:b w:val="0"/>
-          <w:sz w:val="20"/>
-        </w:rPr>
-        <w:t>Positive Marks: 1</w:t>
+        <w:t xml:space="preserve">(d) Word</w:t>
       </w:r>
     </w:p>
     <w:p>
-      <w:pPr>
-        <w:spacing w:after="160" w:before="0"/>
-      </w:pPr>
       <w:r>
-        <w:rPr>
-          <w:b w:val="0"/>
-          <w:sz w:val="20"/>
-        </w:rPr>
-        <w:t>Negative Marks: 0.25</w:t>
+        <w:t xml:space="preserve">Answer: a</w:t>
       </w:r>
     </w:p>
     <w:p>
-      <w:pPr>
-        <w:spacing w:after="20" w:before="120"/>
-      </w:pPr>
       <w:r>
-        <w:rPr>
-          <w:b/>
-          <w:sz w:val="22"/>
-        </w:rPr>
-        <w:t>Question: A person wants to make a sum of Rs 16 with 40 coins using 50 paise and 25 paise coins. How many 25 paise coins does he use?</w:t>
+        <w:t xml:space="preserve">Solution: A bit (binary digit) is the smallest unit of data, representing a 0 or 1. Eight bits form one byte.</w:t>
       </w:r>
     </w:p>
     <w:p>
-      <w:pPr>
-        <w:spacing w:after="0" w:before="0"/>
-      </w:pPr>
       <w:r>
-        <w:rPr>
-          <w:b w:val="0"/>
-          <w:sz w:val="22"/>
-        </w:rPr>
-        <w:t>(a) 24</w:t>
+        <w:t xml:space="preserve">Positive Marks: 1</w:t>
       </w:r>
     </w:p>
     <w:p>
-      <w:pPr>
-        <w:spacing w:after="0" w:before="0"/>
-      </w:pPr>
       <w:r>
-        <w:rPr>
-          <w:b w:val="0"/>
-          <w:sz w:val="22"/>
-        </w:rPr>
-        <w:t>(b) 16</w:t>
+        <w:t xml:space="preserve">Negative Marks: 0.25</w:t>
       </w:r>
     </w:p>
     <w:p>
-      <w:pPr>
-        <w:spacing w:after="0" w:before="0"/>
-      </w:pPr>
       <w:r>
-        <w:rPr>
-          <w:b w:val="0"/>
-          <w:sz w:val="22"/>
-        </w:rPr>
-        <w:t>(c) 20</w:t>
+        <w:t xml:space="preserve"/>
       </w:r>
     </w:p>
     <w:p>
-      <w:pPr>
-        <w:spacing w:after="0" w:before="0"/>
-      </w:pPr>
       <w:r>
-        <w:rPr>
-          <w:b w:val="0"/>
-          <w:sz w:val="22"/>
-        </w:rPr>
-        <w:t>(d) 22</w:t>
+        <w:t xml:space="preserve">Question: The ozone layer is primarily found in which layer of the atmosphere?</w:t>
       </w:r>
     </w:p>
     <w:p>
-      <w:pPr>
-        <w:spacing w:after="0" w:before="40"/>
-      </w:pPr>
       <w:r>
-        <w:rPr>
-          <w:b/>
-          <w:sz w:val="22"/>
-        </w:rPr>
-        <w:t>Answer: b</w:t>
+        <w:t xml:space="preserve">(a) Troposphere</w:t>
       </w:r>
     </w:p>
     <w:p>
-      <w:pPr>
-        <w:spacing w:after="0" w:before="0"/>
-      </w:pPr>
       <w:r>
-        <w:rPr>
-          <w:b w:val="0"/>
-          <w:sz w:val="21"/>
-        </w:rPr>
-        <w:t>Solution: Let x = number of 25-paise coins; then (40−x) 50-paise coins. 0.25x + 0.5(40−x) = 16 → 20 − 0.25x = 16 → x = 16.</w:t>
+        <w:t xml:space="preserve">(b) Stratosphere</w:t>
       </w:r>
     </w:p>
     <w:p>
-      <w:pPr>
-        <w:spacing w:after="0" w:before="0"/>
-      </w:pPr>
       <w:r>
-        <w:rPr>
-          <w:b w:val="0"/>
-          <w:sz w:val="20"/>
-        </w:rPr>
-        <w:t>Positive Marks: 1</w:t>
+        <w:t xml:space="preserve">(c) Mesosphere</w:t>
       </w:r>
     </w:p>
     <w:p>
-      <w:pPr>
-        <w:spacing w:after="160" w:before="0"/>
-      </w:pPr>
       <w:r>
-        <w:rPr>
-          <w:b w:val="0"/>
-          <w:sz w:val="20"/>
-        </w:rPr>
-        <w:t>Negative Marks: 0.25</w:t>
+        <w:t xml:space="preserve">(d) Thermosphere</w:t>
       </w:r>
     </w:p>
     <w:p>
-      <w:pPr>
-        <w:spacing w:after="20" w:before="120"/>
-      </w:pPr>
       <w:r>
-        <w:rPr>
-          <w:b/>
-          <w:sz w:val="22"/>
-        </w:rPr>
-        <w:t>Question: The term 'Grand Slam' is associated with which sport?</w:t>
+        <w:t xml:space="preserve">Answer: b</w:t>
       </w:r>
     </w:p>
     <w:p>
-      <w:pPr>
-        <w:spacing w:after="0" w:before="0"/>
-      </w:pPr>
       <w:r>
-        <w:rPr>
-          <w:b w:val="0"/>
-          <w:sz w:val="22"/>
-        </w:rPr>
-        <w:t>(a) Badminton</w:t>
+        <w:t xml:space="preserve">Solution: The ozone layer lies in the stratosphere, at roughly 15–35 km above the Earth's surface, where it absorbs most of the sun's harmful ultraviolet radiation.</w:t>
       </w:r>
     </w:p>
     <w:p>
-      <w:pPr>
-        <w:spacing w:after="0" w:before="0"/>
-      </w:pPr>
       <w:r>
-        <w:rPr>
-          <w:b w:val="0"/>
-          <w:sz w:val="22"/>
-        </w:rPr>
-        <w:t>(b) Boxing</w:t>
+        <w:t xml:space="preserve">Positive Marks: 1</w:t>
       </w:r>
     </w:p>
     <w:p>
-      <w:pPr>
-        <w:spacing w:after="0" w:before="0"/>
-      </w:pPr>
       <w:r>
-        <w:rPr>
-          <w:b w:val="0"/>
-          <w:sz w:val="22"/>
-        </w:rPr>
-        <w:t>(c) Table Tennis</w:t>
+        <w:t xml:space="preserve">Negative Marks: 0.25</w:t>
       </w:r>
     </w:p>
     <w:p>
-      <w:pPr>
-        <w:spacing w:after="0" w:before="0"/>
-      </w:pPr>
       <w:r>
-        <w:rPr>
-          <w:b w:val="0"/>
-          <w:sz w:val="22"/>
-        </w:rPr>
-        <w:t>(d) Tennis</w:t>
+        <w:t xml:space="preserve"/>
       </w:r>
     </w:p>
     <w:p>
-      <w:pPr>
-        <w:spacing w:after="0" w:before="40"/>
-      </w:pPr>
       <w:r>
-        <w:rPr>
-          <w:b/>
-          <w:sz w:val="22"/>
-        </w:rPr>
-        <w:t>Answer: d</w:t>
+        <w:t xml:space="preserve">Question: Which country is known as the "Land of the Rising Sun"?</w:t>
       </w:r>
     </w:p>
     <w:p>
-      <w:pPr>
-        <w:spacing w:after="0" w:before="0"/>
-      </w:pPr>
       <w:r>
-        <w:rPr>
-          <w:b w:val="0"/>
-          <w:sz w:val="21"/>
-        </w:rPr>
-        <w:t>Solution: Grand Slam refers to the four major tennis tournaments - Australian Open, French Open, Wimbledon and US Open.</w:t>
+        <w:t xml:space="preserve">(a) China</w:t>
       </w:r>
     </w:p>
     <w:p>
-      <w:pPr>
-        <w:spacing w:after="0" w:before="0"/>
-      </w:pPr>
       <w:r>
-        <w:rPr>
-          <w:b w:val="0"/>
-          <w:sz w:val="20"/>
-        </w:rPr>
-        <w:t>Positive Marks: 1</w:t>
+        <w:t xml:space="preserve">(b) Thailand</w:t>
       </w:r>
     </w:p>
     <w:p>
-      <w:pPr>
-        <w:spacing w:after="160" w:before="0"/>
-      </w:pPr>
       <w:r>
-        <w:rPr>
-          <w:b w:val="0"/>
-          <w:sz w:val="20"/>
-        </w:rPr>
-        <w:t>Negative Marks: 0.25</w:t>
+        <w:t xml:space="preserve">(c) Japan</w:t>
       </w:r>
     </w:p>
     <w:p>
-      <w:pPr>
-        <w:spacing w:after="20" w:before="120"/>
-      </w:pPr>
       <w:r>
-        <w:rPr>
-          <w:b/>
-          <w:sz w:val="22"/>
-        </w:rPr>
-        <w:t>Question: The Kaziranga National Park, famous for the one-horned rhinoceros, is in:</w:t>
+        <w:t xml:space="preserve">(d) South Korea</w:t>
       </w:r>
     </w:p>
     <w:p>
-      <w:pPr>
-        <w:spacing w:after="0" w:before="0"/>
-      </w:pPr>
       <w:r>
-        <w:rPr>
-          <w:b w:val="0"/>
-          <w:sz w:val="22"/>
-        </w:rPr>
-        <w:t>(a) West Bengal</w:t>
+        <w:t xml:space="preserve">Answer: c</w:t>
       </w:r>
     </w:p>
     <w:p>
-      <w:pPr>
-        <w:spacing w:after="0" w:before="0"/>
-      </w:pPr>
       <w:r>
-        <w:rPr>
-          <w:b w:val="0"/>
-          <w:sz w:val="22"/>
-        </w:rPr>
-        <w:t>(b) Madhya Pradesh</w:t>
+        <w:t xml:space="preserve">Solution: Japan is called the "Land of the Rising Sun" because the sun appears to rise from the east toward Japan from the perspective of China.</w:t>
       </w:r>
     </w:p>
     <w:p>
-      <w:pPr>
-        <w:spacing w:after="0" w:before="0"/>
-      </w:pPr>
       <w:r>
-        <w:rPr>
-          <w:b w:val="0"/>
-          <w:sz w:val="22"/>
-        </w:rPr>
-        <w:t>(c) Odisha</w:t>
+        <w:t xml:space="preserve">Positive Marks: 1</w:t>
       </w:r>
     </w:p>
     <w:p>
-      <w:pPr>
-        <w:spacing w:after="0" w:before="0"/>
-      </w:pPr>
       <w:r>
-        <w:rPr>
-          <w:b w:val="0"/>
-          <w:sz w:val="22"/>
-        </w:rPr>
-        <w:t>(d) Assam</w:t>
+        <w:t xml:space="preserve">Negative Marks: 0.25</w:t>
       </w:r>
     </w:p>
     <w:p>
-      <w:pPr>
-        <w:spacing w:after="0" w:before="40"/>
-      </w:pPr>
       <w:r>
-        <w:rPr>
-          <w:b/>
-          <w:sz w:val="22"/>
-        </w:rPr>
-        <w:t>Answer: d</w:t>
+        <w:t xml:space="preserve"/>
       </w:r>
     </w:p>
     <w:p>
-      <w:pPr>
-        <w:spacing w:after="0" w:before="0"/>
-      </w:pPr>
       <w:r>
-        <w:rPr>
-          <w:b w:val="0"/>
-          <w:sz w:val="21"/>
-        </w:rPr>
-        <w:t>Solution: Kaziranga National Park is in Assam and is a UNESCO World Heritage Site.</w:t>
+        <w:t xml:space="preserve">Question: If the code for BOOK is 25151511, what is the code for PEN?</w:t>
       </w:r>
     </w:p>
     <w:p>
-      <w:pPr>
-        <w:spacing w:after="0" w:before="0"/>
-      </w:pPr>
       <w:r>
-        <w:rPr>
-          <w:b w:val="0"/>
-          <w:sz w:val="20"/>
-        </w:rPr>
-        <w:t>Positive Marks: 1</w:t>
+        <w:t xml:space="preserve">(a) 16514</w:t>
       </w:r>
     </w:p>
     <w:p>
-      <w:pPr>
-        <w:spacing w:after="160" w:before="0"/>
-      </w:pPr>
       <w:r>
-        <w:rPr>
-          <w:b w:val="0"/>
-          <w:sz w:val="20"/>
-        </w:rPr>
-        <w:t>Negative Marks: 0.25</w:t>
+        <w:t xml:space="preserve">(b) 165114</w:t>
       </w:r>
     </w:p>
     <w:p>
-      <w:pPr>
-        <w:spacing w:after="20" w:before="120"/>
-      </w:pPr>
       <w:r>
-        <w:rPr>
-          <w:b/>
-          <w:sz w:val="22"/>
-        </w:rPr>
-        <w:t>Question: The first Indian to win the Nobel Prize was:</w:t>
+        <w:t xml:space="preserve">(c) 1651145</w:t>
       </w:r>
     </w:p>
     <w:p>
-      <w:pPr>
-        <w:spacing w:after="0" w:before="0"/>
-      </w:pPr>
       <w:r>
-        <w:rPr>
-          <w:b w:val="0"/>
-          <w:sz w:val="22"/>
-        </w:rPr>
-        <w:t>(a) Mother Teresa</w:t>
+        <w:t xml:space="preserve">(d) 1651414</w:t>
       </w:r>
     </w:p>
     <w:p>
-      <w:pPr>
-        <w:spacing w:after="0" w:before="0"/>
-      </w:pPr>
       <w:r>
-        <w:rPr>
-          <w:b w:val="0"/>
-          <w:sz w:val="22"/>
-        </w:rPr>
-        <w:t>(b) C.V. Raman</w:t>
+        <w:t xml:space="preserve">Answer: a</w:t>
       </w:r>
     </w:p>
     <w:p>
-      <w:pPr>
-        <w:spacing w:after="0" w:before="0"/>
-      </w:pPr>
       <w:r>
-        <w:rPr>
-          <w:b w:val="0"/>
-          <w:sz w:val="22"/>
-        </w:rPr>
-        <w:t>(c) Rabindranath Tagore</w:t>
+        <w:t xml:space="preserve">Solution: The code uses the alphabet positions reversed into two digits: P=16, E=5, N=14, giving 16514.</w:t>
       </w:r>
     </w:p>
     <w:p>
-      <w:pPr>
-        <w:spacing w:after="0" w:before="0"/>
-      </w:pPr>
       <w:r>
-        <w:rPr>
-          <w:b w:val="0"/>
-          <w:sz w:val="22"/>
-        </w:rPr>
-        <w:t>(d) Amartya Sen</w:t>
+        <w:t xml:space="preserve">Positive Marks: 1</w:t>
       </w:r>
     </w:p>
     <w:p>
-      <w:pPr>
-        <w:spacing w:after="0" w:before="40"/>
-      </w:pPr>
       <w:r>
-        <w:rPr>
-          <w:b/>
-          <w:sz w:val="22"/>
-        </w:rPr>
-        <w:t>Answer: c</w:t>
+        <w:t xml:space="preserve">Negative Marks: 0.25</w:t>
       </w:r>
     </w:p>
     <w:p>
-      <w:pPr>
-        <w:spacing w:after="0" w:before="0"/>
-      </w:pPr>
       <w:r>
-        <w:rPr>
-          <w:b w:val="0"/>
-          <w:sz w:val="21"/>
-        </w:rPr>
-        <w:t>Solution: Rabindranath Tagore won the Nobel Prize in Literature in 1913 - the first Indian Nobel laureate.</w:t>
+        <w:t xml:space="preserve"/>
       </w:r>
     </w:p>
     <w:p>
-      <w:pPr>
-        <w:spacing w:after="0" w:before="0"/>
-      </w:pPr>
       <w:r>
-        <w:rPr>
-          <w:b w:val="0"/>
-          <w:sz w:val="20"/>
-        </w:rPr>
-        <w:t>Positive Marks: 1</w:t>
+        <w:t xml:space="preserve">Question: Which of the following is not a type of computer memory?</w:t>
       </w:r>
     </w:p>
     <w:p>
-      <w:pPr>
-        <w:spacing w:after="160" w:before="0"/>
-      </w:pPr>
       <w:r>
-        <w:rPr>
-          <w:b w:val="0"/>
-          <w:sz w:val="20"/>
-        </w:rPr>
-        <w:t>Negative Marks: 0.25</w:t>
+        <w:t xml:space="preserve">(a) ROM</w:t>
       </w:r>
     </w:p>
     <w:p>
-      <w:pPr>
-        <w:spacing w:after="20" w:before="120"/>
-      </w:pPr>
       <w:r>
-        <w:rPr>
-          <w:b/>
-          <w:sz w:val="22"/>
-        </w:rPr>
-        <w:t>Question: If 'DOCTOR' is coded as 'EPDUPS', how is 'NURSE' coded?</w:t>
+        <w:t xml:space="preserve">(b) Cache</w:t>
       </w:r>
     </w:p>
     <w:p>
-      <w:pPr>
-        <w:spacing w:after="0" w:before="0"/>
-      </w:pPr>
       <w:r>
-        <w:rPr>
-          <w:b w:val="0"/>
-          <w:sz w:val="22"/>
-        </w:rPr>
-        <w:t>(a) OUTSE</w:t>
+        <w:t xml:space="preserve">(c) Modem</w:t>
       </w:r>
     </w:p>
     <w:p>
-      <w:pPr>
-        <w:spacing w:after="0" w:before="0"/>
-      </w:pPr>
       <w:r>
-        <w:rPr>
-          <w:b w:val="0"/>
-          <w:sz w:val="22"/>
-        </w:rPr>
-        <w:t>(b) OVSTG</w:t>
+        <w:t xml:space="preserve">(d) SSD</w:t>
       </w:r>
     </w:p>
     <w:p>
-      <w:pPr>
-        <w:spacing w:after="0" w:before="0"/>
-      </w:pPr>
       <w:r>
-        <w:rPr>
-          <w:b w:val="0"/>
-          <w:sz w:val="22"/>
-        </w:rPr>
-        <w:t>(c) OVSTF</w:t>
+        <w:t xml:space="preserve">Answer: c</w:t>
       </w:r>
     </w:p>
     <w:p>
-      <w:pPr>
-        <w:spacing w:after="0" w:before="0"/>
-      </w:pPr>
       <w:r>
-        <w:rPr>
-          <w:b w:val="0"/>
-          <w:sz w:val="22"/>
-        </w:rPr>
-        <w:t>(d) OVRTF</w:t>
+        <w:t xml:space="preserve">Solution: A modem is a communication hardware device, not computer memory. ROM, cache, and SSD are all types of memory/storage.</w:t>
       </w:r>
     </w:p>
     <w:p>
-      <w:pPr>
-        <w:spacing w:after="0" w:before="40"/>
-      </w:pPr>
       <w:r>
-        <w:rPr>
-          <w:b/>
-          <w:sz w:val="22"/>
-        </w:rPr>
-        <w:t>Answer: c</w:t>
+        <w:t xml:space="preserve">Positive Marks: 1</w:t>
       </w:r>
     </w:p>
     <w:p>
-      <w:pPr>
-        <w:spacing w:after="0" w:before="0"/>
-      </w:pPr>
       <w:r>
-        <w:rPr>
-          <w:b w:val="0"/>
-          <w:sz w:val="21"/>
-        </w:rPr>
-        <w:t>Solution: Each letter moves one step forward: N→O, U→V, R→S, S→T, E→F = OVSTF.</w:t>
+        <w:t xml:space="preserve">Negative Marks: 0.25</w:t>
       </w:r>
     </w:p>
     <w:p>
-      <w:pPr>
-        <w:spacing w:after="0" w:before="0"/>
-      </w:pPr>
       <w:r>
-        <w:rPr>
-          <w:b w:val="0"/>
-          <w:sz w:val="20"/>
-        </w:rPr>
-        <w:t>Positive Marks: 1</w:t>
+        <w:t xml:space="preserve"/>
       </w:r>
     </w:p>
     <w:p>
-      <w:pPr>
-        <w:spacing w:after="160" w:before="0"/>
-      </w:pPr>
       <w:r>
-        <w:rPr>
-          <w:b w:val="0"/>
-          <w:sz w:val="20"/>
-        </w:rPr>
-        <w:t>Negative Marks: 0.25</w:t>
+        <w:t xml:space="preserve">Question: The Kumbh Mela is held on the banks of which river?</w:t>
+      </w:r>
+    </w:p>
+    <w:p>
+      <w:r>
+        <w:t xml:space="preserve">(a) Ganga</w:t>
+      </w:r>
+    </w:p>
+    <w:p>
+      <w:r>
+        <w:t xml:space="preserve">(b) Yamuna</w:t>
+      </w:r>
+    </w:p>
+    <w:p>
+      <w:r>
+        <w:t xml:space="preserve">(c) Godavari</w:t>
+      </w:r>
+    </w:p>
+    <w:p>
+      <w:r>
+        <w:t xml:space="preserve">(d) All of the above</w:t>
+      </w:r>
+    </w:p>
+    <w:p>
+      <w:r>
+        <w:t xml:space="preserve">Answer: d</w:t>
+      </w:r>
+    </w:p>
+    <w:p>
+      <w:r>
+        <w:t xml:space="preserve">Solution: The Kumbh Mela rotates among four locations on the banks of the Ganga (Haridwar), Godavari (Nashik), Shipra (Ujjain), and the confluence of Ganga, Yamuna, and Saraswati (Prayagraj).</w:t>
+      </w:r>
+    </w:p>
+    <w:p>
+      <w:r>
+        <w:t xml:space="preserve">Positive Marks: 1</w:t>
+      </w:r>
+    </w:p>
+    <w:p>
+      <w:r>
+        <w:t xml:space="preserve">Negative Marks: 0.25</w:t>
+      </w:r>
+    </w:p>
+    <w:p>
+      <w:r>
+        <w:t xml:space="preserve"/>
+      </w:r>
+    </w:p>
+    <w:p>
+      <w:r>
+        <w:t xml:space="preserve">Question: The process of converting raw data into a meaningful form is called:</w:t>
+      </w:r>
+    </w:p>
+    <w:p>
+      <w:r>
+        <w:t xml:space="preserve">(a) Storage</w:t>
+      </w:r>
+    </w:p>
+    <w:p>
+      <w:r>
+        <w:t xml:space="preserve">(b) Processing</w:t>
+      </w:r>
+    </w:p>
+    <w:p>
+      <w:r>
+        <w:t xml:space="preserve">(c) Output</w:t>
+      </w:r>
+    </w:p>
+    <w:p>
+      <w:r>
+        <w:t xml:space="preserve">(d) Input</w:t>
+      </w:r>
+    </w:p>
+    <w:p>
+      <w:r>
+        <w:t xml:space="preserve">Answer: b</w:t>
+      </w:r>
+    </w:p>
+    <w:p>
+      <w:r>
+        <w:t xml:space="preserve">Solution: Processing is the manipulation of raw data by the CPU to convert it into meaningful information. Input, storage, and output are other stages of the information processing cycle.</w:t>
+      </w:r>
+    </w:p>
+    <w:p>
+      <w:r>
+        <w:t xml:space="preserve">Positive Marks: 1</w:t>
+      </w:r>
+    </w:p>
+    <w:p>
+      <w:r>
+        <w:t xml:space="preserve">Negative Marks: 0.25</w:t>
       </w:r>
     </w:p>
     <w:sectPr>
       <w:pgSz w:w="12240" w:h="15840"/>
-      <w:pgMar w:top="864" w:right="1008" w:bottom="864" w:left="1008" w:header="720" w:footer="720" w:gutter="0"/>
+      <w:pgMar w:top="1440" w:right="1800" w:bottom="1440" w:left="1800" w:header="720" w:footer="720" w:gutter="0"/>
       <w:cols w:space="720"/>
       <w:docGrid w:linePitch="360"/>
     </w:sectPr>
@@ -2535,10 +1365,6 @@
     <w:name w:val="Normal"/>
     <w:qFormat/>
     <w:rsid w:val="00FC693F"/>
-    <w:rPr>
-      <w:rFonts w:ascii="Calibri" w:hAnsi="Calibri"/>
-      <w:sz w:val="22"/>
-    </w:rPr>
   </w:style>
   <w:style w:type="paragraph" w:styleId="Header">
     <w:name w:val="header"/>
